--- a/docs/rapport_pairs.docx
+++ b/docs/rapport_pairs.docx
@@ -495,7 +495,7 @@
           </w:tcPr>
           <w:p>
             <w:r>
-              <w:t>94.6%</w:t>
+              <w:t>94.7%</w:t>
             </w:r>
           </w:p>
         </w:tc>
@@ -681,7 +681,7 @@
           </w:tcPr>
           <w:p>
             <w:r>
-              <w:t>94.7%</w:t>
+              <w:t>94.8%</w:t>
             </w:r>
           </w:p>
         </w:tc>
@@ -867,7 +867,7 @@
           </w:tcPr>
           <w:p>
             <w:r>
-              <w:t>94.6%</w:t>
+              <w:t>94.7%</w:t>
             </w:r>
           </w:p>
         </w:tc>
